--- a/Creare utenza integrazione.docx
+++ b/Creare utenza integrazione.docx
@@ -811,20 +811,7 @@
           <w:szCs w:val="26"/>
           <w:shd w:val="clear" w:color="auto" w:fill="FFFFFF"/>
         </w:rPr>
-        <w:t xml:space="preserve">Request for generating the </w:t>
-      </w:r>
-      <w:r>
-        <w:rPr>
-          <w:rStyle w:val="Strong"/>
-          <w:rFonts w:ascii="Jost" w:hAnsi="Jost"/>
-          <w:b w:val="0"/>
-          <w:bCs w:val="0"/>
-          <w:color w:val="61708B"/>
-          <w:sz w:val="26"/>
-          <w:szCs w:val="26"/>
-          <w:shd w:val="clear" w:color="auto" w:fill="FFFFFF"/>
-        </w:rPr>
-        <w:t>certificate</w:t>
+        <w:t>Request for generating the certificate</w:t>
       </w:r>
     </w:p>
     <w:p>
@@ -920,6 +907,626 @@
       <w:pPr>
         <w:pStyle w:val="ListParagraph"/>
         <w:numPr>
+          <w:ilvl w:val="1"/>
+          <w:numId w:val="1"/>
+        </w:numPr>
+        <w:rPr>
+          <w:lang w:val="en-GB"/>
+        </w:rPr>
+      </w:pPr>
+      <w:r>
+        <w:rPr>
+          <w:rFonts w:ascii="Jost" w:hAnsi="Jost"/>
+          <w:color w:val="61708B"/>
+          <w:sz w:val="26"/>
+          <w:szCs w:val="26"/>
+          <w:lang w:val="en-GB"/>
+        </w:rPr>
+        <w:t xml:space="preserve">To generate the file </w:t>
+      </w:r>
+      <w:proofErr w:type="spellStart"/>
+      <w:r>
+        <w:rPr>
+          <w:rFonts w:ascii="Jost" w:hAnsi="Jost"/>
+          <w:color w:val="61708B"/>
+          <w:sz w:val="26"/>
+          <w:szCs w:val="26"/>
+          <w:lang w:val="en-GB"/>
+        </w:rPr>
+        <w:t>jks</w:t>
+      </w:r>
+      <w:proofErr w:type="spellEnd"/>
+      <w:r>
+        <w:rPr>
+          <w:rFonts w:ascii="Jost" w:hAnsi="Jost"/>
+          <w:color w:val="61708B"/>
+          <w:sz w:val="26"/>
+          <w:szCs w:val="26"/>
+          <w:lang w:val="en-GB"/>
+        </w:rPr>
+        <w:t xml:space="preserve"> for</w:t>
+      </w:r>
+      <w:r>
+        <w:rPr>
+          <w:rFonts w:ascii="Jost" w:hAnsi="Jost"/>
+          <w:color w:val="61708B"/>
+          <w:sz w:val="26"/>
+          <w:szCs w:val="26"/>
+          <w:lang w:val="en-GB"/>
+        </w:rPr>
+        <w:t xml:space="preserve"> </w:t>
+      </w:r>
+      <w:r>
+        <w:rPr>
+          <w:rFonts w:ascii="Jost" w:hAnsi="Jost"/>
+          <w:color w:val="61708B"/>
+          <w:sz w:val="26"/>
+          <w:szCs w:val="26"/>
+          <w:lang w:val="en-GB"/>
+        </w:rPr>
+        <w:t>Talend/</w:t>
+      </w:r>
+      <w:proofErr w:type="spellStart"/>
+      <w:r>
+        <w:rPr>
+          <w:rFonts w:ascii="Jost" w:hAnsi="Jost"/>
+          <w:color w:val="61708B"/>
+          <w:sz w:val="26"/>
+          <w:szCs w:val="26"/>
+          <w:lang w:val="en-GB"/>
+        </w:rPr>
+        <w:t>Talaxie</w:t>
+      </w:r>
+      <w:proofErr w:type="spellEnd"/>
+      <w:r>
+        <w:rPr>
+          <w:rFonts w:ascii="Jost" w:hAnsi="Jost"/>
+          <w:color w:val="61708B"/>
+          <w:sz w:val="26"/>
+          <w:szCs w:val="26"/>
+          <w:lang w:val="en-GB"/>
+        </w:rPr>
+        <w:t xml:space="preserve"> authenticati</w:t>
+      </w:r>
+      <w:r>
+        <w:rPr>
+          <w:rFonts w:ascii="Jost" w:hAnsi="Jost"/>
+          <w:color w:val="61708B"/>
+          <w:sz w:val="26"/>
+          <w:szCs w:val="26"/>
+          <w:lang w:val="en-GB"/>
+        </w:rPr>
+        <w:t>on</w:t>
+      </w:r>
+      <w:r>
+        <w:rPr>
+          <w:rFonts w:ascii="Jost" w:hAnsi="Jost"/>
+          <w:color w:val="61708B"/>
+          <w:sz w:val="26"/>
+          <w:szCs w:val="26"/>
+          <w:lang w:val="en-GB"/>
+        </w:rPr>
+        <w:t xml:space="preserve"> </w:t>
+      </w:r>
+      <w:r>
+        <w:rPr>
+          <w:rFonts w:ascii="Jost" w:hAnsi="Jost"/>
+          <w:color w:val="61708B"/>
+          <w:sz w:val="26"/>
+          <w:szCs w:val="26"/>
+          <w:lang w:val="en-GB"/>
+        </w:rPr>
+        <w:t>launch these commands (you need to have java installed on your machine)</w:t>
+      </w:r>
+    </w:p>
+    <w:p>
+      <w:pPr>
+        <w:pStyle w:val="ListParagraph"/>
+        <w:numPr>
+          <w:ilvl w:val="2"/>
+          <w:numId w:val="1"/>
+        </w:numPr>
+        <w:rPr>
+          <w:lang w:val="en-GB"/>
+        </w:rPr>
+      </w:pPr>
+      <w:proofErr w:type="spellStart"/>
+      <w:r>
+        <w:rPr>
+          <w:lang w:val="en-GB"/>
+        </w:rPr>
+        <w:t>openssl</w:t>
+      </w:r>
+      <w:proofErr w:type="spellEnd"/>
+      <w:r>
+        <w:rPr>
+          <w:lang w:val="en-GB"/>
+        </w:rPr>
+        <w:t xml:space="preserve"> pkcs12 -export \ -</w:t>
+      </w:r>
+      <w:proofErr w:type="spellStart"/>
+      <w:r>
+        <w:rPr>
+          <w:lang w:val="en-GB"/>
+        </w:rPr>
+        <w:t>inkey</w:t>
+      </w:r>
+      <w:proofErr w:type="spellEnd"/>
+      <w:r>
+        <w:rPr>
+          <w:lang w:val="en-GB"/>
+        </w:rPr>
+        <w:t xml:space="preserve"> </w:t>
+      </w:r>
+      <w:proofErr w:type="spellStart"/>
+      <w:r>
+        <w:rPr>
+          <w:lang w:val="en-GB"/>
+        </w:rPr>
+        <w:t>server.key</w:t>
+      </w:r>
+      <w:proofErr w:type="spellEnd"/>
+      <w:r>
+        <w:rPr>
+          <w:lang w:val="en-GB"/>
+        </w:rPr>
+        <w:t xml:space="preserve"> \ -in server.crt \ -name </w:t>
+      </w:r>
+      <w:proofErr w:type="spellStart"/>
+      <w:r>
+        <w:rPr>
+          <w:lang w:val="en-GB"/>
+        </w:rPr>
+        <w:t>server_jwt_cert</w:t>
+      </w:r>
+      <w:proofErr w:type="spellEnd"/>
+      <w:r>
+        <w:rPr>
+          <w:lang w:val="en-GB"/>
+        </w:rPr>
+        <w:t xml:space="preserve"> \ -out server_</w:t>
+      </w:r>
+      <w:proofErr w:type="gramStart"/>
+      <w:r>
+        <w:rPr>
+          <w:lang w:val="en-GB"/>
+        </w:rPr>
+        <w:t>keystore.p</w:t>
+      </w:r>
+      <w:proofErr w:type="gramEnd"/>
+      <w:r>
+        <w:rPr>
+          <w:lang w:val="en-GB"/>
+        </w:rPr>
+        <w:t>12</w:t>
+      </w:r>
+    </w:p>
+    <w:p>
+      <w:pPr>
+        <w:pStyle w:val="ListParagraph"/>
+        <w:numPr>
+          <w:ilvl w:val="2"/>
+          <w:numId w:val="1"/>
+        </w:numPr>
+        <w:rPr>
+          <w:lang w:val="en-GB"/>
+        </w:rPr>
+      </w:pPr>
+      <w:proofErr w:type="spellStart"/>
+      <w:r>
+        <w:rPr>
+          <w:lang w:val="en-GB"/>
+        </w:rPr>
+        <w:t>keytool</w:t>
+      </w:r>
+      <w:proofErr w:type="spellEnd"/>
+      <w:r>
+        <w:rPr>
+          <w:lang w:val="en-GB"/>
+        </w:rPr>
+        <w:t xml:space="preserve"> -</w:t>
+      </w:r>
+      <w:proofErr w:type="spellStart"/>
+      <w:r>
+        <w:rPr>
+          <w:lang w:val="en-GB"/>
+        </w:rPr>
+        <w:t>importkeystore</w:t>
+      </w:r>
+      <w:proofErr w:type="spellEnd"/>
+      <w:r>
+        <w:rPr>
+          <w:lang w:val="en-GB"/>
+        </w:rPr>
+        <w:t xml:space="preserve"> \ -</w:t>
+      </w:r>
+      <w:proofErr w:type="spellStart"/>
+      <w:r>
+        <w:rPr>
+          <w:lang w:val="en-GB"/>
+        </w:rPr>
+        <w:t>srckeystore</w:t>
+      </w:r>
+      <w:proofErr w:type="spellEnd"/>
+      <w:r>
+        <w:rPr>
+          <w:lang w:val="en-GB"/>
+        </w:rPr>
+        <w:t xml:space="preserve"> server_</w:t>
+      </w:r>
+      <w:proofErr w:type="gramStart"/>
+      <w:r>
+        <w:rPr>
+          <w:lang w:val="en-GB"/>
+        </w:rPr>
+        <w:t>keystore.p</w:t>
+      </w:r>
+      <w:proofErr w:type="gramEnd"/>
+      <w:r>
+        <w:rPr>
+          <w:lang w:val="en-GB"/>
+        </w:rPr>
+        <w:t>12 \ -</w:t>
+      </w:r>
+      <w:proofErr w:type="spellStart"/>
+      <w:r>
+        <w:rPr>
+          <w:lang w:val="en-GB"/>
+        </w:rPr>
+        <w:t>srcstoretype</w:t>
+      </w:r>
+      <w:proofErr w:type="spellEnd"/>
+      <w:r>
+        <w:rPr>
+          <w:lang w:val="en-GB"/>
+        </w:rPr>
+        <w:t xml:space="preserve"> PKCS12 \ -</w:t>
+      </w:r>
+      <w:proofErr w:type="spellStart"/>
+      <w:r>
+        <w:rPr>
+          <w:lang w:val="en-GB"/>
+        </w:rPr>
+        <w:t>destkeystore</w:t>
+      </w:r>
+      <w:proofErr w:type="spellEnd"/>
+      <w:r>
+        <w:rPr>
+          <w:lang w:val="en-GB"/>
+        </w:rPr>
+        <w:t xml:space="preserve"> </w:t>
+      </w:r>
+      <w:proofErr w:type="spellStart"/>
+      <w:r>
+        <w:rPr>
+          <w:lang w:val="en-GB"/>
+        </w:rPr>
+        <w:t>server_keystore.jks</w:t>
+      </w:r>
+      <w:proofErr w:type="spellEnd"/>
+      <w:r>
+        <w:rPr>
+          <w:lang w:val="en-GB"/>
+        </w:rPr>
+        <w:t xml:space="preserve"> \ -</w:t>
+      </w:r>
+      <w:proofErr w:type="spellStart"/>
+      <w:r>
+        <w:rPr>
+          <w:lang w:val="en-GB"/>
+        </w:rPr>
+        <w:t>deststoretype</w:t>
+      </w:r>
+      <w:proofErr w:type="spellEnd"/>
+      <w:r>
+        <w:rPr>
+          <w:lang w:val="en-GB"/>
+        </w:rPr>
+        <w:t xml:space="preserve"> JKS \ -alias </w:t>
+      </w:r>
+      <w:proofErr w:type="spellStart"/>
+      <w:r>
+        <w:rPr>
+          <w:lang w:val="en-GB"/>
+        </w:rPr>
+        <w:t>server_jwt_cert</w:t>
+      </w:r>
+      <w:proofErr w:type="spellEnd"/>
+    </w:p>
+    <w:p>
+      <w:pPr>
+        <w:pStyle w:val="ListParagraph"/>
+        <w:numPr>
+          <w:ilvl w:val="1"/>
+          <w:numId w:val="1"/>
+        </w:numPr>
+        <w:rPr>
+          <w:lang w:val="en-GB"/>
+        </w:rPr>
+      </w:pPr>
+      <w:r>
+        <w:rPr>
+          <w:lang w:val="en-GB"/>
+        </w:rPr>
+        <w:t xml:space="preserve">Settings for </w:t>
+      </w:r>
+      <w:proofErr w:type="spellStart"/>
+      <w:r>
+        <w:rPr>
+          <w:lang w:val="en-GB"/>
+        </w:rPr>
+        <w:t>talend</w:t>
+      </w:r>
+      <w:proofErr w:type="spellEnd"/>
+      <w:r>
+        <w:rPr>
+          <w:lang w:val="en-GB"/>
+        </w:rPr>
+        <w:t>:</w:t>
+      </w:r>
+    </w:p>
+    <w:p>
+      <w:pPr>
+        <w:pStyle w:val="ListParagraph"/>
+        <w:numPr>
+          <w:ilvl w:val="2"/>
+          <w:numId w:val="1"/>
+        </w:numPr>
+        <w:rPr>
+          <w:lang w:val="en-GB"/>
+        </w:rPr>
+      </w:pPr>
+      <w:r>
+        <w:rPr>
+          <w:lang w:val="en-GB"/>
+        </w:rPr>
+        <w:t xml:space="preserve">Basic &gt; audience: </w:t>
+      </w:r>
+      <w:hyperlink r:id="rId5" w:history="1">
+        <w:r>
+          <w:rPr>
+            <w:rStyle w:val="Hyperlink"/>
+            <w:lang w:val="en-GB"/>
+          </w:rPr>
+          <w:t>https://</w:t>
+        </w:r>
+        <w:r>
+          <w:rPr>
+            <w:rStyle w:val="Hyperlink"/>
+          </w:rPr>
+          <w:t>login.salesforce.com</w:t>
+        </w:r>
+      </w:hyperlink>
+      <w:r>
+        <w:rPr>
+          <w:lang w:val="en-GB"/>
+        </w:rPr>
+        <w:t xml:space="preserve"> or </w:t>
+      </w:r>
+      <w:hyperlink r:id="rId6" w:history="1">
+        <w:r>
+          <w:rPr>
+            <w:rStyle w:val="Hyperlink"/>
+            <w:lang w:val="en-GB"/>
+          </w:rPr>
+          <w:t>https://</w:t>
+        </w:r>
+        <w:r>
+          <w:rPr>
+            <w:rStyle w:val="Hyperlink"/>
+          </w:rPr>
+          <w:t>test</w:t>
+        </w:r>
+        <w:r>
+          <w:rPr>
+            <w:rStyle w:val="Hyperlink"/>
+          </w:rPr>
+          <w:t>.salesforce.com</w:t>
+        </w:r>
+      </w:hyperlink>
+    </w:p>
+    <w:p>
+      <w:pPr>
+        <w:pStyle w:val="ListParagraph"/>
+        <w:numPr>
+          <w:ilvl w:val="2"/>
+          <w:numId w:val="1"/>
+        </w:numPr>
+        <w:rPr>
+          <w:lang w:val="en-GB"/>
+        </w:rPr>
+      </w:pPr>
+      <w:r>
+        <w:rPr>
+          <w:lang w:val="en-GB"/>
+        </w:rPr>
+        <w:t>Basic &gt; Issuer: [Consumer Key]</w:t>
+      </w:r>
+    </w:p>
+    <w:p>
+      <w:pPr>
+        <w:pStyle w:val="ListParagraph"/>
+        <w:numPr>
+          <w:ilvl w:val="2"/>
+          <w:numId w:val="1"/>
+        </w:numPr>
+        <w:rPr>
+          <w:lang w:val="en-GB"/>
+        </w:rPr>
+      </w:pPr>
+      <w:r>
+        <w:rPr>
+          <w:lang w:val="en-GB"/>
+        </w:rPr>
+        <w:t>Basic &gt; subject: [username]</w:t>
+      </w:r>
+    </w:p>
+    <w:p>
+      <w:pPr>
+        <w:pStyle w:val="ListParagraph"/>
+        <w:numPr>
+          <w:ilvl w:val="2"/>
+          <w:numId w:val="1"/>
+        </w:numPr>
+        <w:rPr>
+          <w:lang w:val="en-GB"/>
+        </w:rPr>
+      </w:pPr>
+      <w:r>
+        <w:rPr>
+          <w:lang w:val="en-GB"/>
+        </w:rPr>
+        <w:t>Basic &gt; key store: file *.</w:t>
+      </w:r>
+      <w:proofErr w:type="spellStart"/>
+      <w:r>
+        <w:rPr>
+          <w:lang w:val="en-GB"/>
+        </w:rPr>
+        <w:t>jks</w:t>
+      </w:r>
+      <w:proofErr w:type="spellEnd"/>
+    </w:p>
+    <w:p>
+      <w:pPr>
+        <w:pStyle w:val="ListParagraph"/>
+        <w:numPr>
+          <w:ilvl w:val="2"/>
+          <w:numId w:val="1"/>
+        </w:numPr>
+        <w:rPr>
+          <w:lang w:val="en-GB"/>
+        </w:rPr>
+      </w:pPr>
+      <w:r>
+        <w:rPr>
+          <w:lang w:val="en-GB"/>
+        </w:rPr>
+        <w:t xml:space="preserve">Basic &gt; key store password: the password for the </w:t>
+      </w:r>
+      <w:proofErr w:type="spellStart"/>
+      <w:r>
+        <w:rPr>
+          <w:lang w:val="en-GB"/>
+        </w:rPr>
+        <w:t>jks</w:t>
+      </w:r>
+      <w:proofErr w:type="spellEnd"/>
+    </w:p>
+    <w:p>
+      <w:pPr>
+        <w:pStyle w:val="ListParagraph"/>
+        <w:numPr>
+          <w:ilvl w:val="2"/>
+          <w:numId w:val="1"/>
+        </w:numPr>
+        <w:rPr>
+          <w:lang w:val="en-GB"/>
+        </w:rPr>
+      </w:pPr>
+      <w:r>
+        <w:rPr>
+          <w:lang w:val="en-GB"/>
+        </w:rPr>
+        <w:t xml:space="preserve">Basic &gt; key store alias: the alias given to the </w:t>
+      </w:r>
+      <w:proofErr w:type="spellStart"/>
+      <w:r>
+        <w:rPr>
+          <w:lang w:val="en-GB"/>
+        </w:rPr>
+        <w:t>jks</w:t>
+      </w:r>
+      <w:proofErr w:type="spellEnd"/>
+      <w:r>
+        <w:rPr>
+          <w:lang w:val="en-GB"/>
+        </w:rPr>
+        <w:t xml:space="preserve">, in this case </w:t>
+      </w:r>
+      <w:proofErr w:type="spellStart"/>
+      <w:r>
+        <w:rPr>
+          <w:lang w:val="en-GB"/>
+        </w:rPr>
+        <w:t>server_jwt_cert</w:t>
+      </w:r>
+      <w:proofErr w:type="spellEnd"/>
+    </w:p>
+    <w:p>
+      <w:pPr>
+        <w:pStyle w:val="ListParagraph"/>
+        <w:numPr>
+          <w:ilvl w:val="2"/>
+          <w:numId w:val="1"/>
+        </w:numPr>
+        <w:rPr>
+          <w:lang w:val="en-GB"/>
+        </w:rPr>
+      </w:pPr>
+      <w:r>
+        <w:rPr>
+          <w:lang w:val="en-GB"/>
+        </w:rPr>
+        <w:lastRenderedPageBreak/>
+        <w:t xml:space="preserve">Advanced &gt; salesforce URL: </w:t>
+      </w:r>
+      <w:hyperlink r:id="rId7" w:history="1">
+        <w:r>
+          <w:rPr>
+            <w:rStyle w:val="Hyperlink"/>
+            <w:lang w:val="en-GB"/>
+          </w:rPr>
+          <w:t>https://login.salesforce.com</w:t>
+        </w:r>
+        <w:r>
+          <w:rPr>
+            <w:rStyle w:val="Hyperlink"/>
+          </w:rPr>
+          <w:t>/services/oauth2</w:t>
+        </w:r>
+      </w:hyperlink>
+      <w:r>
+        <w:t xml:space="preserve"> or </w:t>
+      </w:r>
+      <w:hyperlink r:id="rId8" w:history="1">
+        <w:r>
+          <w:rPr>
+            <w:rStyle w:val="Hyperlink"/>
+            <w:lang w:val="en-GB"/>
+          </w:rPr>
+          <w:t>https://</w:t>
+        </w:r>
+        <w:r>
+          <w:rPr>
+            <w:rStyle w:val="Hyperlink"/>
+          </w:rPr>
+          <w:t>test.salesforce.com/services/oauth2</w:t>
+        </w:r>
+      </w:hyperlink>
+    </w:p>
+    <w:p>
+      <w:pPr>
+        <w:pStyle w:val="ListParagraph"/>
+        <w:numPr>
+          <w:ilvl w:val="2"/>
+          <w:numId w:val="1"/>
+        </w:numPr>
+        <w:rPr>
+          <w:lang w:val="en-GB"/>
+        </w:rPr>
+      </w:pPr>
+      <w:r>
+        <w:rPr>
+          <w:lang w:val="en-GB"/>
+        </w:rPr>
+        <w:t>Advanced &gt; version: latest stable version, ie "62.0"</w:t>
+      </w:r>
+    </w:p>
+    <w:p>
+      <w:pPr>
+        <w:pStyle w:val="ListParagraph"/>
+        <w:numPr>
           <w:ilvl w:val="0"/>
           <w:numId w:val="1"/>
         </w:numPr>
@@ -1033,6 +1640,7 @@
       </w:r>
       <w:r>
         <w:rPr>
+          <w:noProof/>
           <w:lang w:val="it-IT"/>
         </w:rPr>
         <w:drawing>
@@ -1051,7 +1659,7 @@
                     <pic:cNvPicPr/>
                   </pic:nvPicPr>
                   <pic:blipFill>
-                    <a:blip r:embed="rId5"/>
+                    <a:blip r:embed="rId9"/>
                     <a:stretch>
                       <a:fillRect/>
                     </a:stretch>
@@ -1083,9 +1691,9 @@
       </w:r>
       <w:r>
         <w:rPr>
-          <w:lang w:val="it-IT"/>
-        </w:rPr>
-        <w:lastRenderedPageBreak/>
+          <w:noProof/>
+          <w:lang w:val="it-IT"/>
+        </w:rPr>
         <w:drawing>
           <wp:inline distT="0" distB="0" distL="0" distR="0" wp14:anchorId="05A9AE26" wp14:editId="234CCE2D">
             <wp:extent cx="5943600" cy="3602355"/>
@@ -1102,7 +1710,7 @@
                     <pic:cNvPicPr/>
                   </pic:nvPicPr>
                   <pic:blipFill>
-                    <a:blip r:embed="rId6"/>
+                    <a:blip r:embed="rId10"/>
                     <a:stretch>
                       <a:fillRect/>
                     </a:stretch>
@@ -1134,8 +1742,10 @@
       </w:r>
       <w:r>
         <w:rPr>
-          <w:lang w:val="it-IT"/>
-        </w:rPr>
+          <w:noProof/>
+          <w:lang w:val="it-IT"/>
+        </w:rPr>
+        <w:lastRenderedPageBreak/>
         <w:drawing>
           <wp:inline distT="0" distB="0" distL="0" distR="0" wp14:anchorId="16E5F384" wp14:editId="31CD3F1B">
             <wp:extent cx="5943600" cy="3777615"/>
@@ -1152,7 +1762,7 @@
                     <pic:cNvPicPr/>
                   </pic:nvPicPr>
                   <pic:blipFill>
-                    <a:blip r:embed="rId7"/>
+                    <a:blip r:embed="rId11"/>
                     <a:stretch>
                       <a:fillRect/>
                     </a:stretch>
@@ -1185,6 +1795,7 @@
       <w:r>
         <w:rPr>
           <w:rFonts w:ascii="Jost" w:hAnsi="Jost"/>
+          <w:noProof/>
           <w:color w:val="61708B"/>
           <w:sz w:val="26"/>
           <w:szCs w:val="26"/>
@@ -1207,7 +1818,7 @@
                     <pic:cNvPicPr/>
                   </pic:nvPicPr>
                   <pic:blipFill>
-                    <a:blip r:embed="rId8"/>
+                    <a:blip r:embed="rId12"/>
                     <a:stretch>
                       <a:fillRect/>
                     </a:stretch>
@@ -1239,6 +1850,7 @@
       </w:r>
       <w:r>
         <w:rPr>
+          <w:noProof/>
           <w:lang w:val="it-IT"/>
         </w:rPr>
         <w:drawing>
@@ -1257,7 +1869,7 @@
                     <pic:cNvPicPr/>
                   </pic:nvPicPr>
                   <pic:blipFill>
-                    <a:blip r:embed="rId9"/>
+                    <a:blip r:embed="rId13"/>
                     <a:stretch>
                       <a:fillRect/>
                     </a:stretch>
@@ -1397,6 +2009,7 @@
       </w:r>
       <w:r>
         <w:rPr>
+          <w:noProof/>
           <w:lang w:val="it-IT"/>
         </w:rPr>
         <w:drawing>
@@ -1415,7 +2028,7 @@
                     <pic:cNvPicPr/>
                   </pic:nvPicPr>
                   <pic:blipFill>
-                    <a:blip r:embed="rId10"/>
+                    <a:blip r:embed="rId14"/>
                     <a:stretch>
                       <a:fillRect/>
                     </a:stretch>
@@ -1445,16 +2058,215 @@
         </w:rPr>
         <w:br/>
       </w:r>
-      <w:r>
-        <w:rPr>
-          <w:rFonts w:ascii="Jost" w:hAnsi="Jost"/>
-          <w:color w:val="61708B"/>
-          <w:sz w:val="26"/>
-          <w:szCs w:val="26"/>
-          <w:lang w:val="it-IT"/>
-        </w:rPr>
-        <w:br/>
-      </w:r>
+    </w:p>
+    <w:p>
+      <w:pPr>
+        <w:ind w:left="360"/>
+        <w:rPr>
+          <w:lang w:val="it-IT"/>
+        </w:rPr>
+      </w:pPr>
+    </w:p>
+    <w:p>
+      <w:pPr>
+        <w:ind w:left="360"/>
+        <w:rPr>
+          <w:rFonts w:ascii="Jost" w:hAnsi="Jost"/>
+          <w:color w:val="61708B"/>
+          <w:sz w:val="26"/>
+          <w:szCs w:val="26"/>
+          <w:lang w:val="it-IT"/>
+        </w:rPr>
+      </w:pPr>
+    </w:p>
+    <w:p>
+      <w:pPr>
+        <w:ind w:left="360"/>
+        <w:rPr>
+          <w:lang w:val="it-IT"/>
+        </w:rPr>
+      </w:pPr>
+      <w:r>
+        <w:rPr>
+          <w:lang w:val="it-IT"/>
+        </w:rPr>
+        <w:lastRenderedPageBreak/>
+        <w:t>{</w:t>
+      </w:r>
+    </w:p>
+    <w:p>
+      <w:pPr>
+        <w:pStyle w:val="ListParagraph"/>
+        <w:rPr>
+          <w:lang w:val="it-IT"/>
+        </w:rPr>
+      </w:pPr>
+      <w:r>
+        <w:rPr>
+          <w:lang w:val="it-IT"/>
+        </w:rPr>
+        <w:t>"iss":"3MVG96_7YM2sI9wRmvh9HzPGDofyMJubZECre8i0g6FwwjNYDP9zDxHDa02WCxsh45OFmHC.nPKJzzoCW31y9",</w:t>
+      </w:r>
+    </w:p>
+    <w:p>
+      <w:pPr>
+        <w:pStyle w:val="ListParagraph"/>
+        <w:rPr>
+          <w:lang w:val="it-IT"/>
+        </w:rPr>
+      </w:pPr>
+      <w:r>
+        <w:rPr>
+          <w:lang w:val="it-IT"/>
+        </w:rPr>
+        <w:t>"</w:t>
+      </w:r>
+      <w:proofErr w:type="spellStart"/>
+      <w:r>
+        <w:rPr>
+          <w:lang w:val="it-IT"/>
+        </w:rPr>
+        <w:t>aud</w:t>
+      </w:r>
+      <w:proofErr w:type="spellEnd"/>
+      <w:r>
+        <w:rPr>
+          <w:lang w:val="it-IT"/>
+        </w:rPr>
+        <w:t>":"https://login.salesforce.com",</w:t>
+      </w:r>
+    </w:p>
+    <w:p>
+      <w:pPr>
+        <w:pStyle w:val="ListParagraph"/>
+        <w:rPr>
+          <w:lang w:val="it-IT"/>
+        </w:rPr>
+      </w:pPr>
+      <w:r>
+        <w:rPr>
+          <w:lang w:val="it-IT"/>
+        </w:rPr>
+        <w:t>"sub":"admin.telnext@copangroup.com",</w:t>
+      </w:r>
+    </w:p>
+    <w:p>
+      <w:pPr>
+        <w:pStyle w:val="ListParagraph"/>
+        <w:rPr>
+          <w:lang w:val="en-GB"/>
+        </w:rPr>
+      </w:pPr>
+      <w:r>
+        <w:rPr>
+          <w:lang w:val="en-GB"/>
+        </w:rPr>
+        <w:t>"exp":"</w:t>
+      </w:r>
+      <w:r>
+        <w:rPr>
+          <w:rFonts w:ascii="Lato" w:hAnsi="Lato"/>
+          <w:sz w:val="21"/>
+          <w:szCs w:val="21"/>
+          <w:shd w:val="clear" w:color="auto" w:fill="FFFFFF"/>
+        </w:rPr>
+        <w:t>1904788422</w:t>
+      </w:r>
+      <w:r>
+        <w:rPr>
+          <w:lang w:val="en-GB"/>
+        </w:rPr>
+        <w:t>"</w:t>
+      </w:r>
+    </w:p>
+    <w:p>
+      <w:pPr>
+        <w:rPr>
+          <w:lang w:val="en-GB"/>
+        </w:rPr>
+      </w:pPr>
+      <w:r>
+        <w:rPr>
+          <w:lang w:val="en-GB"/>
+        </w:rPr>
+        <w:t>}</w:t>
+      </w:r>
+    </w:p>
+    <w:p>
+      <w:pPr>
+        <w:rPr>
+          <w:lang w:val="en-GB"/>
+        </w:rPr>
+      </w:pPr>
+    </w:p>
+    <w:p>
+      <w:pPr>
+        <w:pStyle w:val="ListParagraph"/>
+        <w:rPr>
+          <w:lang w:val="en-GB"/>
+        </w:rPr>
+      </w:pPr>
+    </w:p>
+    <w:p>
+      <w:pPr>
+        <w:pStyle w:val="ListParagraph"/>
+        <w:rPr>
+          <w:lang w:val="en-GB"/>
+        </w:rPr>
+      </w:pPr>
+      <w:r>
+        <w:rPr>
+          <w:rFonts w:ascii="Lato" w:hAnsi="Lato"/>
+          <w:sz w:val="21"/>
+          <w:szCs w:val="21"/>
+          <w:shd w:val="clear" w:color="auto" w:fill="FFFFFF"/>
+        </w:rPr>
+        <w:t xml:space="preserve">1904788422 is </w:t>
+      </w:r>
+      <w:proofErr w:type="gramStart"/>
+      <w:r>
+        <w:rPr>
+          <w:rFonts w:ascii="Lato" w:hAnsi="Lato"/>
+          <w:sz w:val="21"/>
+          <w:szCs w:val="21"/>
+          <w:shd w:val="clear" w:color="auto" w:fill="FFFFFF"/>
+        </w:rPr>
+        <w:t>may</w:t>
+      </w:r>
+      <w:proofErr w:type="gramEnd"/>
+      <w:r>
+        <w:rPr>
+          <w:rFonts w:ascii="Lato" w:hAnsi="Lato"/>
+          <w:sz w:val="21"/>
+          <w:szCs w:val="21"/>
+          <w:shd w:val="clear" w:color="auto" w:fill="FFFFFF"/>
+        </w:rPr>
+        <w:t xml:space="preserve"> 2030</w:t>
+      </w:r>
+    </w:p>
+    <w:p>
+      <w:pPr>
+        <w:pStyle w:val="ListParagraph"/>
+        <w:rPr>
+          <w:lang w:val="en-GB"/>
+        </w:rPr>
+      </w:pPr>
+    </w:p>
+    <w:p>
+      <w:pPr>
+        <w:pStyle w:val="ListParagraph"/>
+        <w:rPr>
+          <w:lang w:val="en-GB"/>
+        </w:rPr>
+      </w:pPr>
+    </w:p>
+    <w:p>
+      <w:pPr>
+        <w:pStyle w:val="ListParagraph"/>
+        <w:rPr>
+          <w:lang w:val="en-GB"/>
+        </w:rPr>
+      </w:pPr>
     </w:p>
     <w:p>
       <w:pPr>
@@ -1475,8 +2287,29 @@
           <w:szCs w:val="26"/>
           <w:lang w:val="it-IT"/>
         </w:rPr>
-        <w:lastRenderedPageBreak/>
-        <w:t>Ora è possibile autenticarsi via rest api usando il metodo seguente:</w:t>
+        <w:t xml:space="preserve">Ora è possibile autenticarsi via </w:t>
+      </w:r>
+      <w:proofErr w:type="spellStart"/>
+      <w:r>
+        <w:rPr>
+          <w:rFonts w:ascii="Jost" w:hAnsi="Jost"/>
+          <w:color w:val="61708B"/>
+          <w:sz w:val="26"/>
+          <w:szCs w:val="26"/>
+          <w:lang w:val="it-IT"/>
+        </w:rPr>
+        <w:t>rest</w:t>
+      </w:r>
+      <w:proofErr w:type="spellEnd"/>
+      <w:r>
+        <w:rPr>
+          <w:rFonts w:ascii="Jost" w:hAnsi="Jost"/>
+          <w:color w:val="61708B"/>
+          <w:sz w:val="26"/>
+          <w:szCs w:val="26"/>
+          <w:lang w:val="it-IT"/>
+        </w:rPr>
+        <w:t xml:space="preserve"> api usando il metodo seguente:</w:t>
       </w:r>
       <w:r>
         <w:rPr>
@@ -1489,7 +2322,7 @@
         <w:br/>
         <w:t xml:space="preserve">URL: </w:t>
       </w:r>
-      <w:hyperlink r:id="rId11" w:history="1">
+      <w:hyperlink r:id="rId15" w:history="1">
         <w:r>
           <w:rPr>
             <w:rStyle w:val="Hyperlink"/>
@@ -1560,31 +2393,7 @@
           <w:shd w:val="clear" w:color="auto" w:fill="FFFFFF"/>
           <w:lang w:val="it-IT"/>
         </w:rPr>
-        <w:t>/x-www-</w:t>
-      </w:r>
-      <w:proofErr w:type="spellStart"/>
-      <w:r>
-        <w:rPr>
-          <w:rFonts w:ascii="Segoe UI" w:hAnsi="Segoe UI" w:cs="Segoe UI"/>
-          <w:color w:val="212121"/>
-          <w:sz w:val="18"/>
-          <w:szCs w:val="18"/>
-          <w:shd w:val="clear" w:color="auto" w:fill="FFFFFF"/>
-          <w:lang w:val="it-IT"/>
-        </w:rPr>
-        <w:t>form</w:t>
-      </w:r>
-      <w:proofErr w:type="spellEnd"/>
-      <w:r>
-        <w:rPr>
-          <w:rFonts w:ascii="Segoe UI" w:hAnsi="Segoe UI" w:cs="Segoe UI"/>
-          <w:color w:val="212121"/>
-          <w:sz w:val="18"/>
-          <w:szCs w:val="18"/>
-          <w:shd w:val="clear" w:color="auto" w:fill="FFFFFF"/>
-          <w:lang w:val="it-IT"/>
-        </w:rPr>
-        <w:t>-</w:t>
+        <w:t>/x-www-form-</w:t>
       </w:r>
       <w:proofErr w:type="spellStart"/>
       <w:r>
@@ -1663,7 +2472,51 @@
           <w:szCs w:val="18"/>
           <w:shd w:val="clear" w:color="auto" w:fill="FFFFFF"/>
         </w:rPr>
-        <w:t>:params:oauth:grant-type:jwt-bearer</w:t>
+        <w:t>:</w:t>
+      </w:r>
+      <w:proofErr w:type="gramStart"/>
+      <w:r>
+        <w:rPr>
+          <w:rFonts w:ascii="Segoe UI" w:hAnsi="Segoe UI" w:cs="Segoe UI"/>
+          <w:color w:val="212121"/>
+          <w:sz w:val="18"/>
+          <w:szCs w:val="18"/>
+          <w:shd w:val="clear" w:color="auto" w:fill="FFFFFF"/>
+        </w:rPr>
+        <w:t>params:oauth</w:t>
+      </w:r>
+      <w:proofErr w:type="gramEnd"/>
+      <w:r>
+        <w:rPr>
+          <w:rFonts w:ascii="Segoe UI" w:hAnsi="Segoe UI" w:cs="Segoe UI"/>
+          <w:color w:val="212121"/>
+          <w:sz w:val="18"/>
+          <w:szCs w:val="18"/>
+          <w:shd w:val="clear" w:color="auto" w:fill="FFFFFF"/>
+        </w:rPr>
+        <w:t>:grant-</w:t>
+      </w:r>
+      <w:proofErr w:type="gramStart"/>
+      <w:r>
+        <w:rPr>
+          <w:rFonts w:ascii="Segoe UI" w:hAnsi="Segoe UI" w:cs="Segoe UI"/>
+          <w:color w:val="212121"/>
+          <w:sz w:val="18"/>
+          <w:szCs w:val="18"/>
+          <w:shd w:val="clear" w:color="auto" w:fill="FFFFFF"/>
+        </w:rPr>
+        <w:t>type:jwt</w:t>
+      </w:r>
+      <w:proofErr w:type="gramEnd"/>
+      <w:r>
+        <w:rPr>
+          <w:rFonts w:ascii="Segoe UI" w:hAnsi="Segoe UI" w:cs="Segoe UI"/>
+          <w:color w:val="212121"/>
+          <w:sz w:val="18"/>
+          <w:szCs w:val="18"/>
+          <w:shd w:val="clear" w:color="auto" w:fill="FFFFFF"/>
+        </w:rPr>
+        <w:t>-bearer</w:t>
       </w:r>
       <w:proofErr w:type="spellEnd"/>
     </w:p>
@@ -1813,11 +2666,12 @@
           <w:szCs w:val="48"/>
           <w14:ligatures w14:val="none"/>
         </w:rPr>
+        <w:lastRenderedPageBreak/>
         <w:t>OAuth 2.0 JWT Bearer Flow for Server-to-Server Integration</w:t>
       </w:r>
     </w:p>
     <w:p>
-      <w:hyperlink r:id="rId12" w:history="1">
+      <w:hyperlink r:id="rId16" w:history="1">
         <w:r>
           <w:rPr>
             <w:rStyle w:val="Hyperlink"/>
@@ -1853,7 +2707,7 @@
       </w:r>
     </w:p>
     <w:p>
-      <w:hyperlink r:id="rId13" w:history="1">
+      <w:hyperlink r:id="rId17" w:history="1">
         <w:r>
           <w:rPr>
             <w:rStyle w:val="Hyperlink"/>

--- a/Creare utenza integrazione.docx
+++ b/Creare utenza integrazione.docx
@@ -1042,7 +1042,13 @@
         <w:rPr>
           <w:lang w:val="en-GB"/>
         </w:rPr>
-        <w:t xml:space="preserve"> pkcs12 -export \ -</w:t>
+        <w:t xml:space="preserve"> pkcs12 -export</w:t>
+      </w:r>
+      <w:r>
+        <w:rPr>
+          <w:lang w:val="en-GB"/>
+        </w:rPr>
+        <w:t xml:space="preserve"> -</w:t>
       </w:r>
       <w:proofErr w:type="spellStart"/>
       <w:r>
@@ -1070,7 +1076,7 @@
         <w:rPr>
           <w:lang w:val="en-GB"/>
         </w:rPr>
-        <w:t xml:space="preserve"> \ -in server.crt \ -name </w:t>
+        <w:t xml:space="preserve"> -in server.crt -name </w:t>
       </w:r>
       <w:proofErr w:type="spellStart"/>
       <w:r>
@@ -1084,7 +1090,7 @@
         <w:rPr>
           <w:lang w:val="en-GB"/>
         </w:rPr>
-        <w:t xml:space="preserve"> \ -out server_</w:t>
+        <w:t xml:space="preserve"> -out server_</w:t>
       </w:r>
       <w:proofErr w:type="gramStart"/>
       <w:r>
@@ -1138,7 +1144,7 @@
         <w:rPr>
           <w:lang w:val="en-GB"/>
         </w:rPr>
-        <w:t xml:space="preserve"> \ -</w:t>
+        <w:t xml:space="preserve"> -</w:t>
       </w:r>
       <w:proofErr w:type="spellStart"/>
       <w:r>
@@ -1166,7 +1172,7 @@
         <w:rPr>
           <w:lang w:val="en-GB"/>
         </w:rPr>
-        <w:t>12 \ -</w:t>
+        <w:t>12 -</w:t>
       </w:r>
       <w:proofErr w:type="spellStart"/>
       <w:r>
@@ -1180,7 +1186,7 @@
         <w:rPr>
           <w:lang w:val="en-GB"/>
         </w:rPr>
-        <w:t xml:space="preserve"> PKCS12 \ -</w:t>
+        <w:t xml:space="preserve"> PKCS12 -</w:t>
       </w:r>
       <w:proofErr w:type="spellStart"/>
       <w:r>
@@ -1208,7 +1214,7 @@
         <w:rPr>
           <w:lang w:val="en-GB"/>
         </w:rPr>
-        <w:t xml:space="preserve"> \ -</w:t>
+        <w:t xml:space="preserve"> -</w:t>
       </w:r>
       <w:proofErr w:type="spellStart"/>
       <w:r>
@@ -1222,7 +1228,7 @@
         <w:rPr>
           <w:lang w:val="en-GB"/>
         </w:rPr>
-        <w:t xml:space="preserve"> JKS \ -alias </w:t>
+        <w:t xml:space="preserve"> JKS -alias </w:t>
       </w:r>
       <w:proofErr w:type="spellStart"/>
       <w:r>
@@ -1315,13 +1321,7 @@
           <w:rPr>
             <w:rStyle w:val="Hyperlink"/>
           </w:rPr>
-          <w:t>test</w:t>
-        </w:r>
-        <w:r>
-          <w:rPr>
-            <w:rStyle w:val="Hyperlink"/>
-          </w:rPr>
-          <w:t>.salesforce.com</w:t>
+          <w:t>test.salesforce.com</w:t>
         </w:r>
       </w:hyperlink>
     </w:p>
@@ -1520,8 +1520,219 @@
         <w:rPr>
           <w:lang w:val="en-GB"/>
         </w:rPr>
-        <w:t>Advanced &gt; version: latest stable version, ie "62.0"</w:t>
-      </w:r>
+        <w:t xml:space="preserve">Advanced &gt; version: latest stable version, </w:t>
+      </w:r>
+      <w:proofErr w:type="spellStart"/>
+      <w:r>
+        <w:rPr>
+          <w:lang w:val="en-GB"/>
+        </w:rPr>
+        <w:t>ie</w:t>
+      </w:r>
+      <w:proofErr w:type="spellEnd"/>
+      <w:r>
+        <w:rPr>
+          <w:lang w:val="en-GB"/>
+        </w:rPr>
+        <w:t xml:space="preserve"> "62.0"</w:t>
+      </w:r>
+    </w:p>
+    <w:p>
+      <w:pPr>
+        <w:rPr>
+          <w:lang w:val="en-GB"/>
+        </w:rPr>
+      </w:pPr>
+      <w:proofErr w:type="spellStart"/>
+      <w:r>
+        <w:rPr>
+          <w:lang w:val="en-GB"/>
+        </w:rPr>
+        <w:t>Variabili</w:t>
+      </w:r>
+      <w:proofErr w:type="spellEnd"/>
+      <w:r>
+        <w:rPr>
+          <w:lang w:val="en-GB"/>
+        </w:rPr>
+        <w:t xml:space="preserve"> per il context</w:t>
+      </w:r>
+    </w:p>
+    <w:p>
+      <w:pPr>
+        <w:rPr>
+          <w:lang w:val="en-GB"/>
+        </w:rPr>
+      </w:pPr>
+      <w:proofErr w:type="spellStart"/>
+      <w:proofErr w:type="gramStart"/>
+      <w:r>
+        <w:rPr>
+          <w:lang w:val="en-GB"/>
+        </w:rPr>
+        <w:t>SFApiVersion</w:t>
+      </w:r>
+      <w:proofErr w:type="spellEnd"/>
+      <w:r>
+        <w:rPr>
+          <w:lang w:val="en-GB"/>
+        </w:rPr>
+        <w:t>:=</w:t>
+      </w:r>
+      <w:proofErr w:type="gramEnd"/>
+      <w:r>
+        <w:rPr>
+          <w:lang w:val="en-GB"/>
+        </w:rPr>
+        <w:t>62.0</w:t>
+      </w:r>
+    </w:p>
+    <w:p>
+      <w:pPr>
+        <w:rPr>
+          <w:lang w:val="en-GB"/>
+        </w:rPr>
+      </w:pPr>
+      <w:proofErr w:type="spellStart"/>
+      <w:proofErr w:type="gramStart"/>
+      <w:r>
+        <w:rPr>
+          <w:lang w:val="en-GB"/>
+        </w:rPr>
+        <w:t>SFconsumerKey</w:t>
+      </w:r>
+      <w:proofErr w:type="spellEnd"/>
+      <w:r>
+        <w:rPr>
+          <w:lang w:val="en-GB"/>
+        </w:rPr>
+        <w:t>:=</w:t>
+      </w:r>
+      <w:proofErr w:type="gramEnd"/>
+      <w:r>
+        <w:rPr>
+          <w:lang w:val="en-GB"/>
+        </w:rPr>
+        <w:t>XXX</w:t>
+      </w:r>
+    </w:p>
+    <w:p>
+      <w:pPr>
+        <w:rPr>
+          <w:lang w:val="en-GB"/>
+        </w:rPr>
+      </w:pPr>
+      <w:proofErr w:type="spellStart"/>
+      <w:proofErr w:type="gramStart"/>
+      <w:r>
+        <w:rPr>
+          <w:lang w:val="en-GB"/>
+        </w:rPr>
+        <w:t>SFaudience</w:t>
+      </w:r>
+      <w:proofErr w:type="spellEnd"/>
+      <w:r>
+        <w:rPr>
+          <w:lang w:val="en-GB"/>
+        </w:rPr>
+        <w:t>:=</w:t>
+      </w:r>
+      <w:proofErr w:type="gramEnd"/>
+      <w:r>
+        <w:rPr>
+          <w:lang w:val="en-GB"/>
+        </w:rPr>
+        <w:t>https://login.salesforce.com</w:t>
+      </w:r>
+    </w:p>
+    <w:p>
+      <w:pPr>
+        <w:rPr>
+          <w:lang w:val="en-GB"/>
+        </w:rPr>
+      </w:pPr>
+      <w:proofErr w:type="spellStart"/>
+      <w:proofErr w:type="gramStart"/>
+      <w:r>
+        <w:rPr>
+          <w:lang w:val="en-GB"/>
+        </w:rPr>
+        <w:t>SFkeystorePassword</w:t>
+      </w:r>
+      <w:proofErr w:type="spellEnd"/>
+      <w:r>
+        <w:rPr>
+          <w:lang w:val="en-GB"/>
+        </w:rPr>
+        <w:t>:=</w:t>
+      </w:r>
+      <w:proofErr w:type="gramEnd"/>
+      <w:r>
+        <w:rPr>
+          <w:lang w:val="en-GB"/>
+        </w:rPr>
+        <w:t>XXX</w:t>
+      </w:r>
+    </w:p>
+    <w:p>
+      <w:pPr>
+        <w:rPr>
+          <w:lang w:val="en-GB"/>
+        </w:rPr>
+      </w:pPr>
+      <w:proofErr w:type="spellStart"/>
+      <w:proofErr w:type="gramStart"/>
+      <w:r>
+        <w:rPr>
+          <w:lang w:val="en-GB"/>
+        </w:rPr>
+        <w:t>SFjks</w:t>
+      </w:r>
+      <w:proofErr w:type="spellEnd"/>
+      <w:r>
+        <w:rPr>
+          <w:lang w:val="en-GB"/>
+        </w:rPr>
+        <w:t>:=</w:t>
+      </w:r>
+      <w:proofErr w:type="gramEnd"/>
+      <w:r>
+        <w:rPr>
+          <w:lang w:val="en-GB"/>
+        </w:rPr>
+        <w:t>C:/Talend/resources/server.jks</w:t>
+      </w:r>
+    </w:p>
+    <w:p>
+      <w:pPr>
+        <w:rPr>
+          <w:lang w:val="en-GB"/>
+        </w:rPr>
+      </w:pPr>
+      <w:proofErr w:type="spellStart"/>
+      <w:proofErr w:type="gramStart"/>
+      <w:r>
+        <w:rPr>
+          <w:lang w:val="en-GB"/>
+        </w:rPr>
+        <w:t>SFkeystoreAlias</w:t>
+      </w:r>
+      <w:proofErr w:type="spellEnd"/>
+      <w:r>
+        <w:rPr>
+          <w:lang w:val="en-GB"/>
+        </w:rPr>
+        <w:t>:=</w:t>
+      </w:r>
+      <w:proofErr w:type="spellStart"/>
+      <w:proofErr w:type="gramEnd"/>
+      <w:r>
+        <w:rPr>
+          <w:lang w:val="en-GB"/>
+        </w:rPr>
+        <w:t>server_jwt_cert</w:t>
+      </w:r>
+      <w:proofErr w:type="spellEnd"/>
     </w:p>
     <w:p>
       <w:pPr>
@@ -1694,6 +1905,7 @@
           <w:noProof/>
           <w:lang w:val="it-IT"/>
         </w:rPr>
+        <w:lastRenderedPageBreak/>
         <w:drawing>
           <wp:inline distT="0" distB="0" distL="0" distR="0" wp14:anchorId="05A9AE26" wp14:editId="234CCE2D">
             <wp:extent cx="5943600" cy="3602355"/>
@@ -1745,7 +1957,6 @@
           <w:noProof/>
           <w:lang w:val="it-IT"/>
         </w:rPr>
-        <w:lastRenderedPageBreak/>
         <w:drawing>
           <wp:inline distT="0" distB="0" distL="0" distR="0" wp14:anchorId="16E5F384" wp14:editId="31CD3F1B">
             <wp:extent cx="5943600" cy="3777615"/>
